--- a/after_data/p01/P01_1.1_Moderated_Usability_Observation_Sheet.docx
+++ b/after_data/p01/P01_1.1_Moderated_Usability_Observation_Sheet.docx
@@ -576,35 +576,7 @@
               <w:rPr>
                 <w:sz w:val="18"/>
               </w:rPr>
-              <w:t xml:space="preserve">☒ </w:t>
-            </w:r>
-            <w:proofErr w:type="gramStart"/>
-            <w:r>
-              <w:rPr>
-                <w:sz w:val="18"/>
-              </w:rPr>
-              <w:t>Yes  ☐</w:t>
-            </w:r>
-            <w:proofErr w:type="gramEnd"/>
-            <w:r>
-              <w:rPr>
-                <w:sz w:val="18"/>
-              </w:rPr>
-              <w:t xml:space="preserve"> </w:t>
-            </w:r>
-            <w:proofErr w:type="gramStart"/>
-            <w:r>
-              <w:rPr>
-                <w:sz w:val="18"/>
-              </w:rPr>
-              <w:t>Partial  ☐</w:t>
-            </w:r>
-            <w:proofErr w:type="gramEnd"/>
-            <w:r>
-              <w:rPr>
-                <w:sz w:val="18"/>
-              </w:rPr>
-              <w:t xml:space="preserve"> No</w:t>
+              <w:t>☒ Yes  ☐ Partial  ☐ No</w:t>
             </w:r>
           </w:p>
         </w:tc>
@@ -707,35 +679,7 @@
               <w:rPr>
                 <w:sz w:val="18"/>
               </w:rPr>
-              <w:t xml:space="preserve">☒ </w:t>
-            </w:r>
-            <w:proofErr w:type="gramStart"/>
-            <w:r>
-              <w:rPr>
-                <w:sz w:val="18"/>
-              </w:rPr>
-              <w:t>Yes  ☐</w:t>
-            </w:r>
-            <w:proofErr w:type="gramEnd"/>
-            <w:r>
-              <w:rPr>
-                <w:sz w:val="18"/>
-              </w:rPr>
-              <w:t xml:space="preserve"> </w:t>
-            </w:r>
-            <w:proofErr w:type="gramStart"/>
-            <w:r>
-              <w:rPr>
-                <w:sz w:val="18"/>
-              </w:rPr>
-              <w:t>Partial  ☐</w:t>
-            </w:r>
-            <w:proofErr w:type="gramEnd"/>
-            <w:r>
-              <w:rPr>
-                <w:sz w:val="18"/>
-              </w:rPr>
-              <w:t xml:space="preserve"> No</w:t>
+              <w:t>☒ Yes  ☐ Partial  ☐ No</w:t>
             </w:r>
           </w:p>
         </w:tc>
@@ -838,35 +782,7 @@
               <w:rPr>
                 <w:sz w:val="18"/>
               </w:rPr>
-              <w:t xml:space="preserve">☒ </w:t>
-            </w:r>
-            <w:proofErr w:type="gramStart"/>
-            <w:r>
-              <w:rPr>
-                <w:sz w:val="18"/>
-              </w:rPr>
-              <w:t>Yes  ☐</w:t>
-            </w:r>
-            <w:proofErr w:type="gramEnd"/>
-            <w:r>
-              <w:rPr>
-                <w:sz w:val="18"/>
-              </w:rPr>
-              <w:t xml:space="preserve"> </w:t>
-            </w:r>
-            <w:proofErr w:type="gramStart"/>
-            <w:r>
-              <w:rPr>
-                <w:sz w:val="18"/>
-              </w:rPr>
-              <w:t>Partial  ☐</w:t>
-            </w:r>
-            <w:proofErr w:type="gramEnd"/>
-            <w:r>
-              <w:rPr>
-                <w:sz w:val="18"/>
-              </w:rPr>
-              <w:t xml:space="preserve"> No</w:t>
+              <w:t>☒ Yes  ☐ Partial  ☐ No</w:t>
             </w:r>
           </w:p>
         </w:tc>
@@ -970,35 +886,7 @@
               <w:rPr>
                 <w:sz w:val="18"/>
               </w:rPr>
-              <w:t xml:space="preserve">☒ </w:t>
-            </w:r>
-            <w:proofErr w:type="gramStart"/>
-            <w:r>
-              <w:rPr>
-                <w:sz w:val="18"/>
-              </w:rPr>
-              <w:t>Yes  ☐</w:t>
-            </w:r>
-            <w:proofErr w:type="gramEnd"/>
-            <w:r>
-              <w:rPr>
-                <w:sz w:val="18"/>
-              </w:rPr>
-              <w:t xml:space="preserve"> </w:t>
-            </w:r>
-            <w:proofErr w:type="gramStart"/>
-            <w:r>
-              <w:rPr>
-                <w:sz w:val="18"/>
-              </w:rPr>
-              <w:t>Partial  ☐</w:t>
-            </w:r>
-            <w:proofErr w:type="gramEnd"/>
-            <w:r>
-              <w:rPr>
-                <w:sz w:val="18"/>
-              </w:rPr>
-              <w:t xml:space="preserve"> No</w:t>
+              <w:t>☒ Yes  ☐ Partial  ☐ No</w:t>
             </w:r>
           </w:p>
         </w:tc>
@@ -1101,35 +989,7 @@
               <w:rPr>
                 <w:sz w:val="18"/>
               </w:rPr>
-              <w:t xml:space="preserve">☒ </w:t>
-            </w:r>
-            <w:proofErr w:type="gramStart"/>
-            <w:r>
-              <w:rPr>
-                <w:sz w:val="18"/>
-              </w:rPr>
-              <w:t>Yes  ☐</w:t>
-            </w:r>
-            <w:proofErr w:type="gramEnd"/>
-            <w:r>
-              <w:rPr>
-                <w:sz w:val="18"/>
-              </w:rPr>
-              <w:t xml:space="preserve"> </w:t>
-            </w:r>
-            <w:proofErr w:type="gramStart"/>
-            <w:r>
-              <w:rPr>
-                <w:sz w:val="18"/>
-              </w:rPr>
-              <w:t>Partial  ☐</w:t>
-            </w:r>
-            <w:proofErr w:type="gramEnd"/>
-            <w:r>
-              <w:rPr>
-                <w:sz w:val="18"/>
-              </w:rPr>
-              <w:t xml:space="preserve"> No</w:t>
+              <w:t>☒ Yes  ☐ Partial  ☐ No</w:t>
             </w:r>
           </w:p>
         </w:tc>
@@ -1232,35 +1092,7 @@
               <w:rPr>
                 <w:sz w:val="18"/>
               </w:rPr>
-              <w:t xml:space="preserve">☒ </w:t>
-            </w:r>
-            <w:proofErr w:type="gramStart"/>
-            <w:r>
-              <w:rPr>
-                <w:sz w:val="18"/>
-              </w:rPr>
-              <w:t>Yes  ☐</w:t>
-            </w:r>
-            <w:proofErr w:type="gramEnd"/>
-            <w:r>
-              <w:rPr>
-                <w:sz w:val="18"/>
-              </w:rPr>
-              <w:t xml:space="preserve"> </w:t>
-            </w:r>
-            <w:proofErr w:type="gramStart"/>
-            <w:r>
-              <w:rPr>
-                <w:sz w:val="18"/>
-              </w:rPr>
-              <w:t>Partial  ☐</w:t>
-            </w:r>
-            <w:proofErr w:type="gramEnd"/>
-            <w:r>
-              <w:rPr>
-                <w:sz w:val="18"/>
-              </w:rPr>
-              <w:t xml:space="preserve"> No</w:t>
+              <w:t>☒ Yes  ☐ Partial  ☐ No</w:t>
             </w:r>
           </w:p>
         </w:tc>
@@ -1549,35 +1381,7 @@
               <w:rPr>
                 <w:sz w:val="18"/>
               </w:rPr>
-              <w:t xml:space="preserve">☒ </w:t>
-            </w:r>
-            <w:proofErr w:type="gramStart"/>
-            <w:r>
-              <w:rPr>
-                <w:sz w:val="18"/>
-              </w:rPr>
-              <w:t>Success  ☐</w:t>
-            </w:r>
-            <w:proofErr w:type="gramEnd"/>
-            <w:r>
-              <w:rPr>
-                <w:sz w:val="18"/>
-              </w:rPr>
-              <w:t xml:space="preserve"> </w:t>
-            </w:r>
-            <w:proofErr w:type="gramStart"/>
-            <w:r>
-              <w:rPr>
-                <w:sz w:val="18"/>
-              </w:rPr>
-              <w:t>Partial  ☐</w:t>
-            </w:r>
-            <w:proofErr w:type="gramEnd"/>
-            <w:r>
-              <w:rPr>
-                <w:sz w:val="18"/>
-              </w:rPr>
-              <w:t xml:space="preserve"> Fail</w:t>
+              <w:t>☒ Success  ☐ Partial  ☐ Fail</w:t>
             </w:r>
           </w:p>
         </w:tc>
@@ -1596,30 +1400,8 @@
               <w:rPr>
                 <w:sz w:val="18"/>
               </w:rPr>
-              <w:t xml:space="preserve">☒ </w:t>
+              <w:t>☒ Viable  ☐ Non-viable</w:t>
             </w:r>
-            <w:proofErr w:type="gramStart"/>
-            <w:r>
-              <w:rPr>
-                <w:sz w:val="18"/>
-              </w:rPr>
-              <w:t>Viable  ☐</w:t>
-            </w:r>
-            <w:proofErr w:type="gramEnd"/>
-            <w:r>
-              <w:rPr>
-                <w:sz w:val="18"/>
-              </w:rPr>
-              <w:t xml:space="preserve"> </w:t>
-            </w:r>
-            <w:proofErr w:type="gramStart"/>
-            <w:r>
-              <w:rPr>
-                <w:sz w:val="18"/>
-              </w:rPr>
-              <w:t>Non-viable</w:t>
-            </w:r>
-            <w:proofErr w:type="gramEnd"/>
           </w:p>
         </w:tc>
         <w:tc>
@@ -1633,11 +1415,19 @@
             </w:tcMar>
           </w:tcPr>
           <w:p>
+            <w:pPr>
+              <w:rPr>
+                <w:rFonts w:hint="eastAsia"/>
+                <w:lang w:eastAsia="zh-CN"/>
+              </w:rPr>
+            </w:pPr>
             <w:r>
               <w:rPr>
+                <w:rFonts w:hint="eastAsia"/>
                 <w:sz w:val="18"/>
+                <w:lang w:eastAsia="zh-CN"/>
               </w:rPr>
-              <w:t>Not recorded</w:t>
+              <w:t>2</w:t>
             </w:r>
           </w:p>
         </w:tc>
@@ -1702,35 +1492,7 @@
               <w:rPr>
                 <w:sz w:val="18"/>
               </w:rPr>
-              <w:t xml:space="preserve">☐ </w:t>
-            </w:r>
-            <w:proofErr w:type="gramStart"/>
-            <w:r>
-              <w:rPr>
-                <w:sz w:val="18"/>
-              </w:rPr>
-              <w:t>Success  ☐</w:t>
-            </w:r>
-            <w:proofErr w:type="gramEnd"/>
-            <w:r>
-              <w:rPr>
-                <w:sz w:val="18"/>
-              </w:rPr>
-              <w:t xml:space="preserve"> </w:t>
-            </w:r>
-            <w:proofErr w:type="gramStart"/>
-            <w:r>
-              <w:rPr>
-                <w:sz w:val="18"/>
-              </w:rPr>
-              <w:t>Partial  ☐</w:t>
-            </w:r>
-            <w:proofErr w:type="gramEnd"/>
-            <w:r>
-              <w:rPr>
-                <w:sz w:val="18"/>
-              </w:rPr>
-              <w:t xml:space="preserve"> Fail</w:t>
+              <w:t>☐ Success  ☐ Partial  ☐ Fail</w:t>
             </w:r>
           </w:p>
         </w:tc>
@@ -1749,30 +1511,8 @@
               <w:rPr>
                 <w:sz w:val="18"/>
               </w:rPr>
-              <w:t xml:space="preserve">☐ </w:t>
+              <w:t>☐ Viable  ☐ Non-viable</w:t>
             </w:r>
-            <w:proofErr w:type="gramStart"/>
-            <w:r>
-              <w:rPr>
-                <w:sz w:val="18"/>
-              </w:rPr>
-              <w:t>Viable  ☐</w:t>
-            </w:r>
-            <w:proofErr w:type="gramEnd"/>
-            <w:r>
-              <w:rPr>
-                <w:sz w:val="18"/>
-              </w:rPr>
-              <w:t xml:space="preserve"> </w:t>
-            </w:r>
-            <w:proofErr w:type="gramStart"/>
-            <w:r>
-              <w:rPr>
-                <w:sz w:val="18"/>
-              </w:rPr>
-              <w:t>Non-viable</w:t>
-            </w:r>
-            <w:proofErr w:type="gramEnd"/>
           </w:p>
         </w:tc>
         <w:tc>
